--- a/assets/templates/1791944506_banyak_pegawai_PAPBD.docx
+++ b/assets/templates/1791944506_banyak_pegawai_PAPBD.docx
@@ -467,6 +467,14 @@
     <w:tbl>
       <w:tblPr>
         <w:tblW w:w="9493" w:type="dxa"/>
+        <w:tblBorders>
+          <w:top w:val="single" w:sz="4" w:space="0" w:color="auto"/>
+          <w:left w:val="single" w:sz="4" w:space="0" w:color="auto"/>
+          <w:bottom w:val="single" w:sz="4" w:space="0" w:color="auto"/>
+          <w:right w:val="single" w:sz="4" w:space="0" w:color="auto"/>
+          <w:insideH w:val="single" w:sz="4" w:space="0" w:color="auto"/>
+          <w:insideV w:val="single" w:sz="4" w:space="0" w:color="auto"/>
+        </w:tblBorders>
         <w:tblLayout w:type="fixed"/>
         <w:tblLook w:val="04A0" w:firstRow="1" w:lastRow="0" w:firstColumn="1" w:lastColumn="0" w:noHBand="0" w:noVBand="1"/>
       </w:tblPr>
